--- a/documents/SRS_Document.docx
+++ b/documents/SRS_Document.docx
@@ -81,6 +81,7 @@
       <w:tblGrid>
         <w:gridCol w:w="5256"/>
         <w:gridCol w:w="5256"/>
+        <w:gridCol w:w="1440"/>
         <w:tblGridChange w:id="0">
           <w:tblGrid>
             <w:gridCol w:w="5256"/>
@@ -95,33 +96,64 @@
         </w:trPr>
         <w:tc>
           <w:tcPr>
-            <w:shd w:fill="d9eaf7" w:val="clear"/>
-          </w:tcPr>
-          <w:p>
-            <w:pPr>
-              <w:rPr/>
-            </w:pPr>
-            <w:r>
-              <w:rPr>
-                <w:rtl w:val="0"/>
-              </w:rPr>
-              <w:t xml:space="preserve">FR ID</w:t>
-            </w:r>
-          </w:p>
-        </w:tc>
-        <w:tc>
-          <w:tcPr>
-            <w:shd w:fill="d9eaf7" w:val="clear"/>
-          </w:tcPr>
-          <w:p>
-            <w:pPr>
-              <w:rPr/>
-            </w:pPr>
-            <w:r>
-              <w:rPr>
-                <w:rtl w:val="0"/>
-              </w:rPr>
-              <w:t xml:space="preserve">Functional Requirement</w:t>
+            <w:tcW w:type="dxa" w:w="1152"/>
+            <w:shd w:fill="243B53" w:val="clear"/>
+            <w:vAlign w:val="center"/>
+          </w:tcPr>
+          <w:p>
+            <w:pPr>
+              <w:spacing w:after="0"/>
+            </w:pPr>
+            <w:r/>
+            <w:r>
+              <w:rPr>
+                <w:b/>
+                <w:color w:val="FFFFFF"/>
+                <w:sz w:val="18"/>
+              </w:rPr>
+              <w:t>FR ID</w:t>
+            </w:r>
+          </w:p>
+        </w:tc>
+        <w:tc>
+          <w:tcPr>
+            <w:tcW w:type="dxa" w:w="7776"/>
+            <w:shd w:fill="243B53" w:val="clear"/>
+            <w:vAlign w:val="center"/>
+          </w:tcPr>
+          <w:p>
+            <w:pPr>
+              <w:spacing w:after="0"/>
+            </w:pPr>
+            <w:r/>
+            <w:r>
+              <w:rPr>
+                <w:b/>
+                <w:color w:val="FFFFFF"/>
+                <w:sz w:val="18"/>
+              </w:rPr>
+              <w:t>Functional Requirement</w:t>
+            </w:r>
+          </w:p>
+        </w:tc>
+        <w:tc>
+          <w:tcPr>
+            <w:tcW w:type="dxa" w:w="1440"/>
+            <w:vAlign w:val="center"/>
+            <w:shd w:fill="243B53"/>
+          </w:tcPr>
+          <w:p>
+            <w:pPr>
+              <w:spacing w:after="0"/>
+            </w:pPr>
+            <w:r/>
+            <w:r>
+              <w:rPr>
+                <w:b/>
+                <w:color w:val="FFFFFF"/>
+                <w:sz w:val="18"/>
+              </w:rPr>
+              <w:t>Priority</w:t>
             </w:r>
           </w:p>
         </w:tc>
@@ -132,13 +164,18 @@
           <w:tblHeader w:val="0"/>
         </w:trPr>
         <w:tc>
-          <w:tcPr/>
-          <w:p>
-            <w:pPr>
-              <w:rPr/>
-            </w:pPr>
-            <w:r>
-              <w:rPr>
+          <w:tcPr>
+            <w:tcW w:type="dxa" w:w="1152"/>
+            <w:vAlign w:val="center"/>
+          </w:tcPr>
+          <w:p>
+            <w:pPr>
+              <w:spacing w:after="20"/>
+              <w:rPr/>
+            </w:pPr>
+            <w:r>
+              <w:rPr>
+                <w:sz w:val="18"/>
                 <w:rtl w:val="0"/>
               </w:rPr>
               <w:t xml:space="preserve">FR01</w:t>
@@ -146,16 +183,41 @@
           </w:p>
         </w:tc>
         <w:tc>
-          <w:tcPr/>
-          <w:p>
-            <w:pPr>
-              <w:rPr/>
-            </w:pPr>
-            <w:r>
-              <w:rPr>
+          <w:tcPr>
+            <w:tcW w:type="dxa" w:w="7776"/>
+            <w:vAlign w:val="center"/>
+          </w:tcPr>
+          <w:p>
+            <w:pPr>
+              <w:spacing w:after="20"/>
+              <w:rPr/>
+            </w:pPr>
+            <w:r>
+              <w:rPr>
+                <w:sz w:val="18"/>
                 <w:rtl w:val="0"/>
               </w:rPr>
               <w:t xml:space="preserve">Register and log in securely.</w:t>
+            </w:r>
+          </w:p>
+        </w:tc>
+        <w:tc>
+          <w:tcPr>
+            <w:tcW w:type="dxa" w:w="1440"/>
+            <w:vAlign w:val="center"/>
+            <w:shd w:fill="FCE8D5"/>
+          </w:tcPr>
+          <w:p>
+            <w:pPr>
+              <w:spacing w:after="0"/>
+            </w:pPr>
+            <w:r/>
+            <w:r>
+              <w:rPr>
+                <w:b/>
+                <w:sz w:val="18"/>
+              </w:rPr>
+              <w:t>Medium</w:t>
             </w:r>
           </w:p>
         </w:tc>
@@ -166,13 +228,18 @@
           <w:tblHeader w:val="0"/>
         </w:trPr>
         <w:tc>
-          <w:tcPr/>
-          <w:p>
-            <w:pPr>
-              <w:rPr/>
-            </w:pPr>
-            <w:r>
-              <w:rPr>
+          <w:tcPr>
+            <w:tcW w:type="dxa" w:w="1152"/>
+            <w:vAlign w:val="center"/>
+          </w:tcPr>
+          <w:p>
+            <w:pPr>
+              <w:spacing w:after="20"/>
+              <w:rPr/>
+            </w:pPr>
+            <w:r>
+              <w:rPr>
+                <w:sz w:val="18"/>
                 <w:rtl w:val="0"/>
               </w:rPr>
               <w:t xml:space="preserve">FR02</w:t>
@@ -180,16 +247,41 @@
           </w:p>
         </w:tc>
         <w:tc>
-          <w:tcPr/>
-          <w:p>
-            <w:pPr>
-              <w:rPr/>
-            </w:pPr>
-            <w:r>
-              <w:rPr>
+          <w:tcPr>
+            <w:tcW w:type="dxa" w:w="7776"/>
+            <w:vAlign w:val="center"/>
+          </w:tcPr>
+          <w:p>
+            <w:pPr>
+              <w:spacing w:after="20"/>
+              <w:rPr/>
+            </w:pPr>
+            <w:r>
+              <w:rPr>
+                <w:sz w:val="18"/>
                 <w:rtl w:val="0"/>
               </w:rPr>
               <w:t xml:space="preserve">Update user profile and securely store credentials.</w:t>
+            </w:r>
+          </w:p>
+        </w:tc>
+        <w:tc>
+          <w:tcPr>
+            <w:tcW w:type="dxa" w:w="1440"/>
+            <w:vAlign w:val="center"/>
+            <w:shd w:fill="E8EEF5"/>
+          </w:tcPr>
+          <w:p>
+            <w:pPr>
+              <w:spacing w:after="0"/>
+            </w:pPr>
+            <w:r/>
+            <w:r>
+              <w:rPr>
+                <w:b/>
+                <w:sz w:val="18"/>
+              </w:rPr>
+              <w:t>Low</w:t>
             </w:r>
           </w:p>
         </w:tc>
@@ -200,13 +292,18 @@
           <w:tblHeader w:val="0"/>
         </w:trPr>
         <w:tc>
-          <w:tcPr/>
-          <w:p>
-            <w:pPr>
-              <w:rPr/>
-            </w:pPr>
-            <w:r>
-              <w:rPr>
+          <w:tcPr>
+            <w:tcW w:type="dxa" w:w="1152"/>
+            <w:vAlign w:val="center"/>
+          </w:tcPr>
+          <w:p>
+            <w:pPr>
+              <w:spacing w:after="20"/>
+              <w:rPr/>
+            </w:pPr>
+            <w:r>
+              <w:rPr>
+                <w:sz w:val="18"/>
                 <w:rtl w:val="0"/>
               </w:rPr>
               <w:t xml:space="preserve">FR03</w:t>
@@ -214,16 +311,41 @@
           </w:p>
         </w:tc>
         <w:tc>
-          <w:tcPr/>
-          <w:p>
-            <w:pPr>
-              <w:rPr/>
-            </w:pPr>
-            <w:r>
-              <w:rPr>
+          <w:tcPr>
+            <w:tcW w:type="dxa" w:w="7776"/>
+            <w:vAlign w:val="center"/>
+          </w:tcPr>
+          <w:p>
+            <w:pPr>
+              <w:spacing w:after="20"/>
+              <w:rPr/>
+            </w:pPr>
+            <w:r>
+              <w:rPr>
+                <w:sz w:val="18"/>
                 <w:rtl w:val="0"/>
               </w:rPr>
               <w:t xml:space="preserve">Add expenses with amount, category, date, payment method and description.</w:t>
+            </w:r>
+          </w:p>
+        </w:tc>
+        <w:tc>
+          <w:tcPr>
+            <w:tcW w:type="dxa" w:w="1440"/>
+            <w:vAlign w:val="center"/>
+            <w:shd w:fill="FCE8D5"/>
+          </w:tcPr>
+          <w:p>
+            <w:pPr>
+              <w:spacing w:after="0"/>
+            </w:pPr>
+            <w:r/>
+            <w:r>
+              <w:rPr>
+                <w:b/>
+                <w:sz w:val="18"/>
+              </w:rPr>
+              <w:t>Medium</w:t>
             </w:r>
           </w:p>
         </w:tc>
@@ -234,13 +356,18 @@
           <w:tblHeader w:val="0"/>
         </w:trPr>
         <w:tc>
-          <w:tcPr/>
-          <w:p>
-            <w:pPr>
-              <w:rPr/>
-            </w:pPr>
-            <w:r>
-              <w:rPr>
+          <w:tcPr>
+            <w:tcW w:type="dxa" w:w="1152"/>
+            <w:vAlign w:val="center"/>
+          </w:tcPr>
+          <w:p>
+            <w:pPr>
+              <w:spacing w:after="20"/>
+              <w:rPr/>
+            </w:pPr>
+            <w:r>
+              <w:rPr>
+                <w:sz w:val="18"/>
                 <w:rtl w:val="0"/>
               </w:rPr>
               <w:t xml:space="preserve">FR04</w:t>
@@ -248,16 +375,41 @@
           </w:p>
         </w:tc>
         <w:tc>
-          <w:tcPr/>
-          <w:p>
-            <w:pPr>
-              <w:rPr/>
-            </w:pPr>
-            <w:r>
-              <w:rPr>
+          <w:tcPr>
+            <w:tcW w:type="dxa" w:w="7776"/>
+            <w:vAlign w:val="center"/>
+          </w:tcPr>
+          <w:p>
+            <w:pPr>
+              <w:spacing w:after="20"/>
+              <w:rPr/>
+            </w:pPr>
+            <w:r>
+              <w:rPr>
+                <w:sz w:val="18"/>
                 <w:rtl w:val="0"/>
               </w:rPr>
               <w:t xml:space="preserve">Edit or delete existing expenses.</w:t>
+            </w:r>
+          </w:p>
+        </w:tc>
+        <w:tc>
+          <w:tcPr>
+            <w:tcW w:type="dxa" w:w="1440"/>
+            <w:vAlign w:val="center"/>
+            <w:shd w:fill="FCE8D5"/>
+          </w:tcPr>
+          <w:p>
+            <w:pPr>
+              <w:spacing w:after="0"/>
+            </w:pPr>
+            <w:r/>
+            <w:r>
+              <w:rPr>
+                <w:b/>
+                <w:sz w:val="18"/>
+              </w:rPr>
+              <w:t>Medium</w:t>
             </w:r>
           </w:p>
         </w:tc>
@@ -268,13 +420,18 @@
           <w:tblHeader w:val="0"/>
         </w:trPr>
         <w:tc>
-          <w:tcPr/>
-          <w:p>
-            <w:pPr>
-              <w:rPr/>
-            </w:pPr>
-            <w:r>
-              <w:rPr>
+          <w:tcPr>
+            <w:tcW w:type="dxa" w:w="1152"/>
+            <w:vAlign w:val="center"/>
+          </w:tcPr>
+          <w:p>
+            <w:pPr>
+              <w:spacing w:after="20"/>
+              <w:rPr/>
+            </w:pPr>
+            <w:r>
+              <w:rPr>
+                <w:sz w:val="18"/>
                 <w:rtl w:val="0"/>
               </w:rPr>
               <w:t xml:space="preserve">FR05</w:t>
@@ -282,16 +439,41 @@
           </w:p>
         </w:tc>
         <w:tc>
-          <w:tcPr/>
-          <w:p>
-            <w:pPr>
-              <w:rPr/>
-            </w:pPr>
-            <w:r>
-              <w:rPr>
+          <w:tcPr>
+            <w:tcW w:type="dxa" w:w="7776"/>
+            <w:vAlign w:val="center"/>
+          </w:tcPr>
+          <w:p>
+            <w:pPr>
+              <w:spacing w:after="20"/>
+              <w:rPr/>
+            </w:pPr>
+            <w:r>
+              <w:rPr>
+                <w:sz w:val="18"/>
                 <w:rtl w:val="0"/>
               </w:rPr>
               <w:t xml:space="preserve">View transaction history.</w:t>
+            </w:r>
+          </w:p>
+        </w:tc>
+        <w:tc>
+          <w:tcPr>
+            <w:tcW w:type="dxa" w:w="1440"/>
+            <w:vAlign w:val="center"/>
+            <w:shd w:fill="FCE8D5"/>
+          </w:tcPr>
+          <w:p>
+            <w:pPr>
+              <w:spacing w:after="0"/>
+            </w:pPr>
+            <w:r/>
+            <w:r>
+              <w:rPr>
+                <w:b/>
+                <w:sz w:val="18"/>
+              </w:rPr>
+              <w:t>Medium</w:t>
             </w:r>
           </w:p>
         </w:tc>
@@ -302,13 +484,18 @@
           <w:tblHeader w:val="0"/>
         </w:trPr>
         <w:tc>
-          <w:tcPr/>
-          <w:p>
-            <w:pPr>
-              <w:rPr/>
-            </w:pPr>
-            <w:r>
-              <w:rPr>
+          <w:tcPr>
+            <w:tcW w:type="dxa" w:w="1152"/>
+            <w:vAlign w:val="center"/>
+          </w:tcPr>
+          <w:p>
+            <w:pPr>
+              <w:spacing w:after="20"/>
+              <w:rPr/>
+            </w:pPr>
+            <w:r>
+              <w:rPr>
+                <w:sz w:val="18"/>
                 <w:rtl w:val="0"/>
               </w:rPr>
               <w:t xml:space="preserve">FR06</w:t>
@@ -316,16 +503,41 @@
           </w:p>
         </w:tc>
         <w:tc>
-          <w:tcPr/>
-          <w:p>
-            <w:pPr>
-              <w:rPr/>
-            </w:pPr>
-            <w:r>
-              <w:rPr>
+          <w:tcPr>
+            <w:tcW w:type="dxa" w:w="7776"/>
+            <w:vAlign w:val="center"/>
+          </w:tcPr>
+          <w:p>
+            <w:pPr>
+              <w:spacing w:after="20"/>
+              <w:rPr/>
+            </w:pPr>
+            <w:r>
+              <w:rPr>
+                <w:sz w:val="18"/>
                 <w:rtl w:val="0"/>
               </w:rPr>
               <w:t xml:space="preserve">Search and filter expenses.</w:t>
+            </w:r>
+          </w:p>
+        </w:tc>
+        <w:tc>
+          <w:tcPr>
+            <w:tcW w:type="dxa" w:w="1440"/>
+            <w:vAlign w:val="center"/>
+            <w:shd w:fill="FCE8D5"/>
+          </w:tcPr>
+          <w:p>
+            <w:pPr>
+              <w:spacing w:after="0"/>
+            </w:pPr>
+            <w:r/>
+            <w:r>
+              <w:rPr>
+                <w:b/>
+                <w:sz w:val="18"/>
+              </w:rPr>
+              <w:t>Medium</w:t>
             </w:r>
           </w:p>
         </w:tc>
@@ -336,13 +548,18 @@
           <w:tblHeader w:val="0"/>
         </w:trPr>
         <w:tc>
-          <w:tcPr/>
-          <w:p>
-            <w:pPr>
-              <w:rPr/>
-            </w:pPr>
-            <w:r>
-              <w:rPr>
+          <w:tcPr>
+            <w:tcW w:type="dxa" w:w="1152"/>
+            <w:vAlign w:val="center"/>
+          </w:tcPr>
+          <w:p>
+            <w:pPr>
+              <w:spacing w:after="20"/>
+              <w:rPr/>
+            </w:pPr>
+            <w:r>
+              <w:rPr>
+                <w:sz w:val="18"/>
                 <w:rtl w:val="0"/>
               </w:rPr>
               <w:t xml:space="preserve">FR07</w:t>
@@ -350,16 +567,41 @@
           </w:p>
         </w:tc>
         <w:tc>
-          <w:tcPr/>
-          <w:p>
-            <w:pPr>
-              <w:rPr/>
-            </w:pPr>
-            <w:r>
-              <w:rPr>
+          <w:tcPr>
+            <w:tcW w:type="dxa" w:w="7776"/>
+            <w:vAlign w:val="center"/>
+          </w:tcPr>
+          <w:p>
+            <w:pPr>
+              <w:spacing w:after="20"/>
+              <w:rPr/>
+            </w:pPr>
+            <w:r>
+              <w:rPr>
+                <w:sz w:val="18"/>
                 <w:rtl w:val="0"/>
               </w:rPr>
               <w:t xml:space="preserve">Provide categories such as Medical, Entertainment, Food, Travel and Shopping.</w:t>
+            </w:r>
+          </w:p>
+        </w:tc>
+        <w:tc>
+          <w:tcPr>
+            <w:tcW w:type="dxa" w:w="1440"/>
+            <w:vAlign w:val="center"/>
+            <w:shd w:fill="FCE8D5"/>
+          </w:tcPr>
+          <w:p>
+            <w:pPr>
+              <w:spacing w:after="0"/>
+            </w:pPr>
+            <w:r/>
+            <w:r>
+              <w:rPr>
+                <w:b/>
+                <w:sz w:val="18"/>
+              </w:rPr>
+              <w:t>Medium</w:t>
             </w:r>
           </w:p>
         </w:tc>
@@ -370,13 +612,18 @@
           <w:tblHeader w:val="0"/>
         </w:trPr>
         <w:tc>
-          <w:tcPr/>
-          <w:p>
-            <w:pPr>
-              <w:rPr/>
-            </w:pPr>
-            <w:r>
-              <w:rPr>
+          <w:tcPr>
+            <w:tcW w:type="dxa" w:w="1152"/>
+            <w:vAlign w:val="center"/>
+          </w:tcPr>
+          <w:p>
+            <w:pPr>
+              <w:spacing w:after="20"/>
+              <w:rPr/>
+            </w:pPr>
+            <w:r>
+              <w:rPr>
+                <w:sz w:val="18"/>
                 <w:rtl w:val="0"/>
               </w:rPr>
               <w:t xml:space="preserve">FR08</w:t>
@@ -384,16 +631,41 @@
           </w:p>
         </w:tc>
         <w:tc>
-          <w:tcPr/>
-          <w:p>
-            <w:pPr>
-              <w:rPr/>
-            </w:pPr>
-            <w:r>
-              <w:rPr>
+          <w:tcPr>
+            <w:tcW w:type="dxa" w:w="7776"/>
+            <w:vAlign w:val="center"/>
+          </w:tcPr>
+          <w:p>
+            <w:pPr>
+              <w:spacing w:after="20"/>
+              <w:rPr/>
+            </w:pPr>
+            <w:r>
+              <w:rPr>
+                <w:sz w:val="18"/>
                 <w:rtl w:val="0"/>
               </w:rPr>
               <w:t xml:space="preserve">Create and edit custom expense categories.</w:t>
+            </w:r>
+          </w:p>
+        </w:tc>
+        <w:tc>
+          <w:tcPr>
+            <w:tcW w:type="dxa" w:w="1440"/>
+            <w:vAlign w:val="center"/>
+            <w:shd w:fill="FCE8D5"/>
+          </w:tcPr>
+          <w:p>
+            <w:pPr>
+              <w:spacing w:after="0"/>
+            </w:pPr>
+            <w:r/>
+            <w:r>
+              <w:rPr>
+                <w:b/>
+                <w:sz w:val="18"/>
+              </w:rPr>
+              <w:t>Medium</w:t>
             </w:r>
           </w:p>
         </w:tc>
@@ -404,13 +676,18 @@
           <w:tblHeader w:val="0"/>
         </w:trPr>
         <w:tc>
-          <w:tcPr/>
-          <w:p>
-            <w:pPr>
-              <w:rPr/>
-            </w:pPr>
-            <w:r>
-              <w:rPr>
+          <w:tcPr>
+            <w:tcW w:type="dxa" w:w="1152"/>
+            <w:vAlign w:val="center"/>
+          </w:tcPr>
+          <w:p>
+            <w:pPr>
+              <w:spacing w:after="20"/>
+              <w:rPr/>
+            </w:pPr>
+            <w:r>
+              <w:rPr>
+                <w:sz w:val="18"/>
                 <w:rtl w:val="0"/>
               </w:rPr>
               <w:t xml:space="preserve">FR09</w:t>
@@ -418,16 +695,41 @@
           </w:p>
         </w:tc>
         <w:tc>
-          <w:tcPr/>
-          <w:p>
-            <w:pPr>
-              <w:rPr/>
-            </w:pPr>
-            <w:r>
-              <w:rPr>
+          <w:tcPr>
+            <w:tcW w:type="dxa" w:w="7776"/>
+            <w:vAlign w:val="center"/>
+          </w:tcPr>
+          <w:p>
+            <w:pPr>
+              <w:spacing w:after="20"/>
+              <w:rPr/>
+            </w:pPr>
+            <w:r>
+              <w:rPr>
+                <w:sz w:val="18"/>
                 <w:rtl w:val="0"/>
               </w:rPr>
               <w:t xml:space="preserve">Set and manage monthly/yearly budgets.</w:t>
+            </w:r>
+          </w:p>
+        </w:tc>
+        <w:tc>
+          <w:tcPr>
+            <w:tcW w:type="dxa" w:w="1440"/>
+            <w:vAlign w:val="center"/>
+            <w:shd w:fill="FCE8D5"/>
+          </w:tcPr>
+          <w:p>
+            <w:pPr>
+              <w:spacing w:after="0"/>
+            </w:pPr>
+            <w:r/>
+            <w:r>
+              <w:rPr>
+                <w:b/>
+                <w:sz w:val="18"/>
+              </w:rPr>
+              <w:t>Medium</w:t>
             </w:r>
           </w:p>
         </w:tc>
@@ -438,13 +740,18 @@
           <w:tblHeader w:val="0"/>
         </w:trPr>
         <w:tc>
-          <w:tcPr/>
-          <w:p>
-            <w:pPr>
-              <w:rPr/>
-            </w:pPr>
-            <w:r>
-              <w:rPr>
+          <w:tcPr>
+            <w:tcW w:type="dxa" w:w="1152"/>
+            <w:vAlign w:val="center"/>
+          </w:tcPr>
+          <w:p>
+            <w:pPr>
+              <w:spacing w:after="20"/>
+              <w:rPr/>
+            </w:pPr>
+            <w:r>
+              <w:rPr>
+                <w:sz w:val="18"/>
                 <w:rtl w:val="0"/>
               </w:rPr>
               <w:t xml:space="preserve">FR10</w:t>
@@ -452,16 +759,41 @@
           </w:p>
         </w:tc>
         <w:tc>
-          <w:tcPr/>
-          <w:p>
-            <w:pPr>
-              <w:rPr/>
-            </w:pPr>
-            <w:r>
-              <w:rPr>
+          <w:tcPr>
+            <w:tcW w:type="dxa" w:w="7776"/>
+            <w:vAlign w:val="center"/>
+          </w:tcPr>
+          <w:p>
+            <w:pPr>
+              <w:spacing w:after="20"/>
+              <w:rPr/>
+            </w:pPr>
+            <w:r>
+              <w:rPr>
+                <w:sz w:val="18"/>
                 <w:rtl w:val="0"/>
               </w:rPr>
               <w:t xml:space="preserve">Generate alerts when a budget limit is crossed.</w:t>
+            </w:r>
+          </w:p>
+        </w:tc>
+        <w:tc>
+          <w:tcPr>
+            <w:tcW w:type="dxa" w:w="1440"/>
+            <w:vAlign w:val="center"/>
+            <w:shd w:fill="E8EEF5"/>
+          </w:tcPr>
+          <w:p>
+            <w:pPr>
+              <w:spacing w:after="0"/>
+            </w:pPr>
+            <w:r/>
+            <w:r>
+              <w:rPr>
+                <w:b/>
+                <w:sz w:val="18"/>
+              </w:rPr>
+              <w:t>Low</w:t>
             </w:r>
           </w:p>
         </w:tc>
@@ -472,13 +804,18 @@
           <w:tblHeader w:val="0"/>
         </w:trPr>
         <w:tc>
-          <w:tcPr/>
-          <w:p>
-            <w:pPr>
-              <w:rPr/>
-            </w:pPr>
-            <w:r>
-              <w:rPr>
+          <w:tcPr>
+            <w:tcW w:type="dxa" w:w="1152"/>
+            <w:vAlign w:val="center"/>
+          </w:tcPr>
+          <w:p>
+            <w:pPr>
+              <w:spacing w:after="20"/>
+              <w:rPr/>
+            </w:pPr>
+            <w:r>
+              <w:rPr>
+                <w:sz w:val="18"/>
                 <w:rtl w:val="0"/>
               </w:rPr>
               <w:t xml:space="preserve">FR11</w:t>
@@ -486,16 +823,41 @@
           </w:p>
         </w:tc>
         <w:tc>
-          <w:tcPr/>
-          <w:p>
-            <w:pPr>
-              <w:rPr/>
-            </w:pPr>
-            <w:r>
-              <w:rPr>
+          <w:tcPr>
+            <w:tcW w:type="dxa" w:w="7776"/>
+            <w:vAlign w:val="center"/>
+          </w:tcPr>
+          <w:p>
+            <w:pPr>
+              <w:spacing w:after="20"/>
+              <w:rPr/>
+            </w:pPr>
+            <w:r>
+              <w:rPr>
+                <w:sz w:val="18"/>
                 <w:rtl w:val="0"/>
               </w:rPr>
               <w:t xml:space="preserve">Calculate and display expense and budget statistics.</w:t>
+            </w:r>
+          </w:p>
+        </w:tc>
+        <w:tc>
+          <w:tcPr>
+            <w:tcW w:type="dxa" w:w="1440"/>
+            <w:vAlign w:val="center"/>
+            <w:shd w:fill="E8EEF5"/>
+          </w:tcPr>
+          <w:p>
+            <w:pPr>
+              <w:spacing w:after="0"/>
+            </w:pPr>
+            <w:r/>
+            <w:r>
+              <w:rPr>
+                <w:b/>
+                <w:sz w:val="18"/>
+              </w:rPr>
+              <w:t>Low</w:t>
             </w:r>
           </w:p>
         </w:tc>
@@ -506,13 +868,18 @@
           <w:tblHeader w:val="0"/>
         </w:trPr>
         <w:tc>
-          <w:tcPr/>
-          <w:p>
-            <w:pPr>
-              <w:rPr/>
-            </w:pPr>
-            <w:r>
-              <w:rPr>
+          <w:tcPr>
+            <w:tcW w:type="dxa" w:w="1152"/>
+            <w:vAlign w:val="center"/>
+          </w:tcPr>
+          <w:p>
+            <w:pPr>
+              <w:spacing w:after="20"/>
+              <w:rPr/>
+            </w:pPr>
+            <w:r>
+              <w:rPr>
+                <w:sz w:val="18"/>
                 <w:rtl w:val="0"/>
               </w:rPr>
               <w:t xml:space="preserve">FR12</w:t>
@@ -520,16 +887,41 @@
           </w:p>
         </w:tc>
         <w:tc>
-          <w:tcPr/>
-          <w:p>
-            <w:pPr>
-              <w:rPr/>
-            </w:pPr>
-            <w:r>
-              <w:rPr>
+          <w:tcPr>
+            <w:tcW w:type="dxa" w:w="7776"/>
+            <w:vAlign w:val="center"/>
+          </w:tcPr>
+          <w:p>
+            <w:pPr>
+              <w:spacing w:after="20"/>
+              <w:rPr/>
+            </w:pPr>
+            <w:r>
+              <w:rPr>
+                <w:sz w:val="18"/>
                 <w:rtl w:val="0"/>
               </w:rPr>
               <w:t xml:space="preserve">Generate monthly/yearly reports.</w:t>
+            </w:r>
+          </w:p>
+        </w:tc>
+        <w:tc>
+          <w:tcPr>
+            <w:tcW w:type="dxa" w:w="1440"/>
+            <w:vAlign w:val="center"/>
+            <w:shd w:fill="E8EEF5"/>
+          </w:tcPr>
+          <w:p>
+            <w:pPr>
+              <w:spacing w:after="0"/>
+            </w:pPr>
+            <w:r/>
+            <w:r>
+              <w:rPr>
+                <w:b/>
+                <w:sz w:val="18"/>
+              </w:rPr>
+              <w:t>Low</w:t>
             </w:r>
           </w:p>
         </w:tc>
@@ -540,13 +932,18 @@
           <w:tblHeader w:val="0"/>
         </w:trPr>
         <w:tc>
-          <w:tcPr/>
-          <w:p>
-            <w:pPr>
-              <w:rPr/>
-            </w:pPr>
-            <w:r>
-              <w:rPr>
+          <w:tcPr>
+            <w:tcW w:type="dxa" w:w="1152"/>
+            <w:vAlign w:val="center"/>
+          </w:tcPr>
+          <w:p>
+            <w:pPr>
+              <w:spacing w:after="20"/>
+              <w:rPr/>
+            </w:pPr>
+            <w:r>
+              <w:rPr>
+                <w:sz w:val="18"/>
                 <w:rtl w:val="0"/>
               </w:rPr>
               <w:t xml:space="preserve">FR13</w:t>
@@ -554,16 +951,41 @@
           </w:p>
         </w:tc>
         <w:tc>
-          <w:tcPr/>
-          <w:p>
-            <w:pPr>
-              <w:rPr/>
-            </w:pPr>
-            <w:r>
-              <w:rPr>
+          <w:tcPr>
+            <w:tcW w:type="dxa" w:w="7776"/>
+            <w:vAlign w:val="center"/>
+          </w:tcPr>
+          <w:p>
+            <w:pPr>
+              <w:spacing w:after="20"/>
+              <w:rPr/>
+            </w:pPr>
+            <w:r>
+              <w:rPr>
+                <w:sz w:val="18"/>
                 <w:rtl w:val="0"/>
               </w:rPr>
               <w:t xml:space="preserve">Allow administrators to manage users and monitor activity.</w:t>
+            </w:r>
+          </w:p>
+        </w:tc>
+        <w:tc>
+          <w:tcPr>
+            <w:tcW w:type="dxa" w:w="1440"/>
+            <w:vAlign w:val="center"/>
+            <w:shd w:fill="E8EEF5"/>
+          </w:tcPr>
+          <w:p>
+            <w:pPr>
+              <w:spacing w:after="0"/>
+            </w:pPr>
+            <w:r/>
+            <w:r>
+              <w:rPr>
+                <w:b/>
+                <w:sz w:val="18"/>
+              </w:rPr>
+              <w:t>Low</w:t>
             </w:r>
           </w:p>
         </w:tc>
@@ -574,13 +996,18 @@
           <w:tblHeader w:val="0"/>
         </w:trPr>
         <w:tc>
-          <w:tcPr/>
-          <w:p>
-            <w:pPr>
-              <w:rPr/>
-            </w:pPr>
-            <w:r>
-              <w:rPr>
+          <w:tcPr>
+            <w:tcW w:type="dxa" w:w="1152"/>
+            <w:vAlign w:val="center"/>
+          </w:tcPr>
+          <w:p>
+            <w:pPr>
+              <w:spacing w:after="20"/>
+              <w:rPr/>
+            </w:pPr>
+            <w:r>
+              <w:rPr>
+                <w:sz w:val="18"/>
                 <w:rtl w:val="0"/>
               </w:rPr>
               <w:t xml:space="preserve">FR14</w:t>
@@ -588,16 +1015,41 @@
           </w:p>
         </w:tc>
         <w:tc>
-          <w:tcPr/>
-          <w:p>
-            <w:pPr>
-              <w:rPr/>
-            </w:pPr>
-            <w:r>
-              <w:rPr>
+          <w:tcPr>
+            <w:tcW w:type="dxa" w:w="7776"/>
+            <w:vAlign w:val="center"/>
+          </w:tcPr>
+          <w:p>
+            <w:pPr>
+              <w:spacing w:after="20"/>
+              <w:rPr/>
+            </w:pPr>
+            <w:r>
+              <w:rPr>
+                <w:sz w:val="18"/>
                 <w:rtl w:val="0"/>
               </w:rPr>
               <w:t xml:space="preserve">Maintain system and database security.</w:t>
+            </w:r>
+          </w:p>
+        </w:tc>
+        <w:tc>
+          <w:tcPr>
+            <w:tcW w:type="dxa" w:w="1440"/>
+            <w:vAlign w:val="center"/>
+            <w:shd w:fill="FCE8D5"/>
+          </w:tcPr>
+          <w:p>
+            <w:pPr>
+              <w:spacing w:after="0"/>
+            </w:pPr>
+            <w:r/>
+            <w:r>
+              <w:rPr>
+                <w:b/>
+                <w:sz w:val="18"/>
+              </w:rPr>
+              <w:t>Medium</w:t>
             </w:r>
           </w:p>
         </w:tc>
@@ -664,7 +1116,7 @@
       <w:tblPr>
         <w:tblStyle w:val="Table2"/>
         <w:tblW w:w="10512.0" w:type="dxa"/>
-        <w:jc w:val="left"/>
+        <w:jc w:val="center"/>
         <w:tblInd w:w="-108.0" w:type="dxa"/>
         <w:tblBorders>
           <w:top w:color="000000" w:space="0" w:sz="4" w:val="single"/>
@@ -680,6 +1132,7 @@
       <w:tblGrid>
         <w:gridCol w:w="5256"/>
         <w:gridCol w:w="5256"/>
+        <w:gridCol w:w="1440"/>
         <w:tblGridChange w:id="0">
           <w:tblGrid>
             <w:gridCol w:w="5256"/>
@@ -694,33 +1147,64 @@
         </w:trPr>
         <w:tc>
           <w:tcPr>
-            <w:shd w:fill="d9eaf7" w:val="clear"/>
-          </w:tcPr>
-          <w:p>
-            <w:pPr>
-              <w:rPr/>
-            </w:pPr>
-            <w:r>
-              <w:rPr>
-                <w:rtl w:val="0"/>
-              </w:rPr>
-              <w:t xml:space="preserve">NFR ID</w:t>
-            </w:r>
-          </w:p>
-        </w:tc>
-        <w:tc>
-          <w:tcPr>
-            <w:shd w:fill="d9eaf7" w:val="clear"/>
-          </w:tcPr>
-          <w:p>
-            <w:pPr>
-              <w:rPr/>
-            </w:pPr>
-            <w:r>
-              <w:rPr>
-                <w:rtl w:val="0"/>
-              </w:rPr>
-              <w:t xml:space="preserve">Non-Functional Requirement</w:t>
+            <w:tcW w:type="dxa" w:w="1152"/>
+            <w:shd w:fill="243B53" w:val="clear"/>
+            <w:vAlign w:val="center"/>
+          </w:tcPr>
+          <w:p>
+            <w:pPr>
+              <w:spacing w:after="0"/>
+            </w:pPr>
+            <w:r/>
+            <w:r>
+              <w:rPr>
+                <w:b/>
+                <w:color w:val="FFFFFF"/>
+                <w:sz w:val="18"/>
+              </w:rPr>
+              <w:t>NFR ID</w:t>
+            </w:r>
+          </w:p>
+        </w:tc>
+        <w:tc>
+          <w:tcPr>
+            <w:tcW w:type="dxa" w:w="7776"/>
+            <w:shd w:fill="243B53" w:val="clear"/>
+            <w:vAlign w:val="center"/>
+          </w:tcPr>
+          <w:p>
+            <w:pPr>
+              <w:spacing w:after="0"/>
+            </w:pPr>
+            <w:r/>
+            <w:r>
+              <w:rPr>
+                <w:b/>
+                <w:color w:val="FFFFFF"/>
+                <w:sz w:val="18"/>
+              </w:rPr>
+              <w:t>Non-Functional Requirement</w:t>
+            </w:r>
+          </w:p>
+        </w:tc>
+        <w:tc>
+          <w:tcPr>
+            <w:tcW w:type="dxa" w:w="1440"/>
+            <w:vAlign w:val="center"/>
+            <w:shd w:fill="243B53"/>
+          </w:tcPr>
+          <w:p>
+            <w:pPr>
+              <w:spacing w:after="0"/>
+            </w:pPr>
+            <w:r/>
+            <w:r>
+              <w:rPr>
+                <w:b/>
+                <w:color w:val="FFFFFF"/>
+                <w:sz w:val="18"/>
+              </w:rPr>
+              <w:t>Priority</w:t>
             </w:r>
           </w:p>
         </w:tc>
@@ -731,13 +1215,18 @@
           <w:tblHeader w:val="0"/>
         </w:trPr>
         <w:tc>
-          <w:tcPr/>
-          <w:p>
-            <w:pPr>
-              <w:rPr/>
-            </w:pPr>
-            <w:r>
-              <w:rPr>
+          <w:tcPr>
+            <w:tcW w:type="dxa" w:w="1152"/>
+            <w:vAlign w:val="center"/>
+          </w:tcPr>
+          <w:p>
+            <w:pPr>
+              <w:spacing w:after="20"/>
+              <w:rPr/>
+            </w:pPr>
+            <w:r>
+              <w:rPr>
+                <w:sz w:val="18"/>
                 <w:rtl w:val="0"/>
               </w:rPr>
               <w:t xml:space="preserve">NFR01</w:t>
@@ -745,16 +1234,41 @@
           </w:p>
         </w:tc>
         <w:tc>
-          <w:tcPr/>
-          <w:p>
-            <w:pPr>
-              <w:rPr/>
-            </w:pPr>
-            <w:r>
-              <w:rPr>
+          <w:tcPr>
+            <w:tcW w:type="dxa" w:w="7776"/>
+            <w:vAlign w:val="center"/>
+          </w:tcPr>
+          <w:p>
+            <w:pPr>
+              <w:spacing w:after="20"/>
+              <w:rPr/>
+            </w:pPr>
+            <w:r>
+              <w:rPr>
+                <w:sz w:val="18"/>
                 <w:rtl w:val="0"/>
               </w:rPr>
               <w:t xml:space="preserve">Performance: Dashboards and analytics should load quickly.</w:t>
+            </w:r>
+          </w:p>
+        </w:tc>
+        <w:tc>
+          <w:tcPr>
+            <w:tcW w:type="dxa" w:w="1440"/>
+            <w:vAlign w:val="center"/>
+            <w:shd w:fill="E8EEF5"/>
+          </w:tcPr>
+          <w:p>
+            <w:pPr>
+              <w:spacing w:after="0"/>
+            </w:pPr>
+            <w:r/>
+            <w:r>
+              <w:rPr>
+                <w:b/>
+                <w:sz w:val="18"/>
+              </w:rPr>
+              <w:t>Low</w:t>
             </w:r>
           </w:p>
         </w:tc>
@@ -765,13 +1279,18 @@
           <w:tblHeader w:val="0"/>
         </w:trPr>
         <w:tc>
-          <w:tcPr/>
-          <w:p>
-            <w:pPr>
-              <w:rPr/>
-            </w:pPr>
-            <w:r>
-              <w:rPr>
+          <w:tcPr>
+            <w:tcW w:type="dxa" w:w="1152"/>
+            <w:vAlign w:val="center"/>
+          </w:tcPr>
+          <w:p>
+            <w:pPr>
+              <w:spacing w:after="20"/>
+              <w:rPr/>
+            </w:pPr>
+            <w:r>
+              <w:rPr>
+                <w:sz w:val="18"/>
                 <w:rtl w:val="0"/>
               </w:rPr>
               <w:t xml:space="preserve">NFR02</w:t>
@@ -779,16 +1298,41 @@
           </w:p>
         </w:tc>
         <w:tc>
-          <w:tcPr/>
-          <w:p>
-            <w:pPr>
-              <w:rPr/>
-            </w:pPr>
-            <w:r>
-              <w:rPr>
+          <w:tcPr>
+            <w:tcW w:type="dxa" w:w="7776"/>
+            <w:vAlign w:val="center"/>
+          </w:tcPr>
+          <w:p>
+            <w:pPr>
+              <w:spacing w:after="20"/>
+              <w:rPr/>
+            </w:pPr>
+            <w:r>
+              <w:rPr>
+                <w:sz w:val="18"/>
                 <w:rtl w:val="0"/>
               </w:rPr>
               <w:t xml:space="preserve">Security: User credentials and financial information should be stored safely.</w:t>
+            </w:r>
+          </w:p>
+        </w:tc>
+        <w:tc>
+          <w:tcPr>
+            <w:tcW w:type="dxa" w:w="1440"/>
+            <w:vAlign w:val="center"/>
+            <w:shd w:fill="FCE8D5"/>
+          </w:tcPr>
+          <w:p>
+            <w:pPr>
+              <w:spacing w:after="0"/>
+            </w:pPr>
+            <w:r/>
+            <w:r>
+              <w:rPr>
+                <w:b/>
+                <w:sz w:val="18"/>
+              </w:rPr>
+              <w:t>Medium</w:t>
             </w:r>
           </w:p>
         </w:tc>
@@ -799,13 +1343,18 @@
           <w:tblHeader w:val="0"/>
         </w:trPr>
         <w:tc>
-          <w:tcPr/>
-          <w:p>
-            <w:pPr>
-              <w:rPr/>
-            </w:pPr>
-            <w:r>
-              <w:rPr>
+          <w:tcPr>
+            <w:tcW w:type="dxa" w:w="1152"/>
+            <w:vAlign w:val="center"/>
+          </w:tcPr>
+          <w:p>
+            <w:pPr>
+              <w:spacing w:after="20"/>
+              <w:rPr/>
+            </w:pPr>
+            <w:r>
+              <w:rPr>
+                <w:sz w:val="18"/>
                 <w:rtl w:val="0"/>
               </w:rPr>
               <w:t xml:space="preserve">NFR03</w:t>
@@ -813,16 +1362,41 @@
           </w:p>
         </w:tc>
         <w:tc>
-          <w:tcPr/>
-          <w:p>
-            <w:pPr>
-              <w:rPr/>
-            </w:pPr>
-            <w:r>
-              <w:rPr>
+          <w:tcPr>
+            <w:tcW w:type="dxa" w:w="7776"/>
+            <w:vAlign w:val="center"/>
+          </w:tcPr>
+          <w:p>
+            <w:pPr>
+              <w:spacing w:after="20"/>
+              <w:rPr/>
+            </w:pPr>
+            <w:r>
+              <w:rPr>
+                <w:sz w:val="18"/>
                 <w:rtl w:val="0"/>
               </w:rPr>
               <w:t xml:space="preserve">Usability: The system should be simple and user-friendly.</w:t>
+            </w:r>
+          </w:p>
+        </w:tc>
+        <w:tc>
+          <w:tcPr>
+            <w:tcW w:type="dxa" w:w="1440"/>
+            <w:vAlign w:val="center"/>
+            <w:shd w:fill="FCE8D5"/>
+          </w:tcPr>
+          <w:p>
+            <w:pPr>
+              <w:spacing w:after="0"/>
+            </w:pPr>
+            <w:r/>
+            <w:r>
+              <w:rPr>
+                <w:b/>
+                <w:sz w:val="18"/>
+              </w:rPr>
+              <w:t>Medium</w:t>
             </w:r>
           </w:p>
         </w:tc>
@@ -833,13 +1407,18 @@
           <w:tblHeader w:val="0"/>
         </w:trPr>
         <w:tc>
-          <w:tcPr/>
-          <w:p>
-            <w:pPr>
-              <w:rPr/>
-            </w:pPr>
-            <w:r>
-              <w:rPr>
+          <w:tcPr>
+            <w:tcW w:type="dxa" w:w="1152"/>
+            <w:vAlign w:val="center"/>
+          </w:tcPr>
+          <w:p>
+            <w:pPr>
+              <w:spacing w:after="20"/>
+              <w:rPr/>
+            </w:pPr>
+            <w:r>
+              <w:rPr>
+                <w:sz w:val="18"/>
                 <w:rtl w:val="0"/>
               </w:rPr>
               <w:t xml:space="preserve">NFR04</w:t>
@@ -847,16 +1426,41 @@
           </w:p>
         </w:tc>
         <w:tc>
-          <w:tcPr/>
-          <w:p>
-            <w:pPr>
-              <w:rPr/>
-            </w:pPr>
-            <w:r>
-              <w:rPr>
+          <w:tcPr>
+            <w:tcW w:type="dxa" w:w="7776"/>
+            <w:vAlign w:val="center"/>
+          </w:tcPr>
+          <w:p>
+            <w:pPr>
+              <w:spacing w:after="20"/>
+              <w:rPr/>
+            </w:pPr>
+            <w:r>
+              <w:rPr>
+                <w:sz w:val="18"/>
                 <w:rtl w:val="0"/>
               </w:rPr>
               <w:t xml:space="preserve">Reliability: User information should be stored properly and recoverable in case of data loss.</w:t>
+            </w:r>
+          </w:p>
+        </w:tc>
+        <w:tc>
+          <w:tcPr>
+            <w:tcW w:type="dxa" w:w="1440"/>
+            <w:vAlign w:val="center"/>
+            <w:shd w:fill="FCE8D5"/>
+          </w:tcPr>
+          <w:p>
+            <w:pPr>
+              <w:spacing w:after="0"/>
+            </w:pPr>
+            <w:r/>
+            <w:r>
+              <w:rPr>
+                <w:b/>
+                <w:sz w:val="18"/>
+              </w:rPr>
+              <w:t>Medium</w:t>
             </w:r>
           </w:p>
         </w:tc>
@@ -867,13 +1471,18 @@
           <w:tblHeader w:val="0"/>
         </w:trPr>
         <w:tc>
-          <w:tcPr/>
-          <w:p>
-            <w:pPr>
-              <w:rPr/>
-            </w:pPr>
-            <w:r>
-              <w:rPr>
+          <w:tcPr>
+            <w:tcW w:type="dxa" w:w="1152"/>
+            <w:vAlign w:val="center"/>
+          </w:tcPr>
+          <w:p>
+            <w:pPr>
+              <w:spacing w:after="20"/>
+              <w:rPr/>
+            </w:pPr>
+            <w:r>
+              <w:rPr>
+                <w:sz w:val="18"/>
                 <w:rtl w:val="0"/>
               </w:rPr>
               <w:t xml:space="preserve">NFR05</w:t>
@@ -881,16 +1490,41 @@
           </w:p>
         </w:tc>
         <w:tc>
-          <w:tcPr/>
-          <w:p>
-            <w:pPr>
-              <w:rPr/>
-            </w:pPr>
-            <w:r>
-              <w:rPr>
+          <w:tcPr>
+            <w:tcW w:type="dxa" w:w="7776"/>
+            <w:vAlign w:val="center"/>
+          </w:tcPr>
+          <w:p>
+            <w:pPr>
+              <w:spacing w:after="20"/>
+              <w:rPr/>
+            </w:pPr>
+            <w:r>
+              <w:rPr>
+                <w:sz w:val="18"/>
                 <w:rtl w:val="0"/>
               </w:rPr>
               <w:t xml:space="preserve">Maintenance: The system should be regularly updated and maintained.</w:t>
+            </w:r>
+          </w:p>
+        </w:tc>
+        <w:tc>
+          <w:tcPr>
+            <w:tcW w:type="dxa" w:w="1440"/>
+            <w:vAlign w:val="center"/>
+            <w:shd w:fill="E8EEF5"/>
+          </w:tcPr>
+          <w:p>
+            <w:pPr>
+              <w:spacing w:after="0"/>
+            </w:pPr>
+            <w:r/>
+            <w:r>
+              <w:rPr>
+                <w:b/>
+                <w:sz w:val="18"/>
+              </w:rPr>
+              <w:t>Low</w:t>
             </w:r>
           </w:p>
         </w:tc>
@@ -904,6 +1538,18 @@
         <w:rPr>
           <w:rtl w:val="0"/>
         </w:rPr>
+      </w:r>
+    </w:p>
+    <w:p>
+      <w:pPr>
+        <w:spacing w:before="120" w:after="0"/>
+      </w:pPr>
+      <w:r>
+        <w:rPr>
+          <w:i/>
+          <w:sz w:val="16"/>
+        </w:rPr>
+        <w:t>Priority guide: Medium = important for the planned implementation; Low = can be implemented after core functionality. Priorities are aligned with the current GitHub project board and may be revised during sprint planning.</w:t>
       </w:r>
     </w:p>
     <w:sectPr>
